--- a/assignment6/Assignment 6.docx
+++ b/assignment6/Assignment 6.docx
@@ -2009,7 +2009,485 @@
       <w:pPr>
         <w:pStyle w:val="NormalWeb"/>
         <w:rPr>
+          <w:rFonts w:asciiTheme="minorHAnsi" w:hAnsiTheme="minorHAnsi" w:cstheme="minorHAnsi"/>
+          <w:color w:val="000000" w:themeColor="text1"/>
+        </w:rPr>
+      </w:pPr>
+      <w:r>
+        <w:rPr>
+          <w:rFonts w:asciiTheme="minorHAnsi" w:hAnsiTheme="minorHAnsi" w:cstheme="minorHAnsi"/>
+          <w:color w:val="000000" w:themeColor="text1"/>
+        </w:rPr>
+        <w:t xml:space="preserve">4. </w:t>
+      </w:r>
+      <w:r>
+        <w:rPr>
           <w:rFonts w:asciiTheme="minorHAnsi" w:hAnsiTheme="minorHAnsi" w:cstheme="minorHAnsi" w:hint="eastAsia"/>
+          <w:color w:val="000000" w:themeColor="text1"/>
+        </w:rPr>
+        <w:t>Test</w:t>
+      </w:r>
+      <w:r>
+        <w:rPr>
+          <w:rFonts w:asciiTheme="minorHAnsi" w:hAnsiTheme="minorHAnsi" w:cstheme="minorHAnsi"/>
+          <w:color w:val="000000" w:themeColor="text1"/>
+        </w:rPr>
+        <w:t xml:space="preserve"> 1</w:t>
+      </w:r>
+    </w:p>
+    <w:p>
+      <w:pPr>
+        <w:pStyle w:val="NormalWeb"/>
+        <w:rPr>
+          <w:rFonts w:asciiTheme="minorHAnsi" w:hAnsiTheme="minorHAnsi" w:cstheme="minorHAnsi"/>
+          <w:color w:val="000000" w:themeColor="text1"/>
+        </w:rPr>
+      </w:pPr>
+      <w:r>
+        <w:rPr>
+          <w:rFonts w:asciiTheme="minorHAnsi" w:hAnsiTheme="minorHAnsi" w:cstheme="minorHAnsi"/>
+          <w:color w:val="000000" w:themeColor="text1"/>
+        </w:rPr>
+        <w:t>Users: 5</w:t>
+      </w:r>
+    </w:p>
+    <w:p>
+      <w:pPr>
+        <w:pStyle w:val="NormalWeb"/>
+        <w:rPr>
+          <w:rFonts w:asciiTheme="minorHAnsi" w:hAnsiTheme="minorHAnsi" w:cstheme="minorHAnsi"/>
+          <w:color w:val="000000" w:themeColor="text1"/>
+        </w:rPr>
+      </w:pPr>
+      <w:r>
+        <w:rPr>
+          <w:rFonts w:asciiTheme="minorHAnsi" w:hAnsiTheme="minorHAnsi" w:cstheme="minorHAnsi"/>
+          <w:color w:val="000000" w:themeColor="text1"/>
+        </w:rPr>
+        <w:t>Spawn rate: 5</w:t>
+      </w:r>
+    </w:p>
+    <w:p>
+      <w:pPr>
+        <w:pStyle w:val="NormalWeb"/>
+        <w:rPr>
+          <w:rFonts w:asciiTheme="minorHAnsi" w:hAnsiTheme="minorHAnsi" w:cstheme="minorHAnsi"/>
+          <w:color w:val="000000" w:themeColor="text1"/>
+        </w:rPr>
+      </w:pPr>
+      <w:r>
+        <w:rPr>
+          <w:rFonts w:asciiTheme="minorHAnsi" w:hAnsiTheme="minorHAnsi" w:cstheme="minorHAnsi"/>
+          <w:color w:val="000000" w:themeColor="text1"/>
+        </w:rPr>
+        <w:t xml:space="preserve">Run time: </w:t>
+      </w:r>
+      <w:proofErr w:type="gramStart"/>
+      <w:r>
+        <w:rPr>
+          <w:rFonts w:asciiTheme="minorHAnsi" w:hAnsiTheme="minorHAnsi" w:cstheme="minorHAnsi"/>
+          <w:color w:val="000000" w:themeColor="text1"/>
+        </w:rPr>
+        <w:t>2m</w:t>
+      </w:r>
+      <w:proofErr w:type="gramEnd"/>
+    </w:p>
+    <w:p>
+      <w:pPr>
+        <w:pStyle w:val="NormalWeb"/>
+        <w:rPr>
+          <w:rFonts w:asciiTheme="minorHAnsi" w:hAnsiTheme="minorHAnsi" w:cstheme="minorHAnsi"/>
+          <w:color w:val="000000" w:themeColor="text1"/>
+        </w:rPr>
+      </w:pPr>
+      <w:r>
+        <w:rPr>
+          <w:rFonts w:asciiTheme="minorHAnsi" w:hAnsiTheme="minorHAnsi" w:cstheme="minorHAnsi"/>
+          <w:noProof/>
+          <w:color w:val="000000" w:themeColor="text1"/>
+          <w14:ligatures w14:val="standardContextual"/>
+        </w:rPr>
+        <w:drawing>
+          <wp:inline distT="0" distB="0" distL="0" distR="0" wp14:anchorId="7ED80E54" wp14:editId="3FF87D4A">
+            <wp:extent cx="4559300" cy="518767"/>
+            <wp:effectExtent l="0" t="0" r="0" b="2540"/>
+            <wp:docPr id="1372376890" name="Picture 17"/>
+            <wp:cNvGraphicFramePr>
+              <a:graphicFrameLocks xmlns:a="http://schemas.openxmlformats.org/drawingml/2006/main" noChangeAspect="1"/>
+            </wp:cNvGraphicFramePr>
+            <a:graphic xmlns:a="http://schemas.openxmlformats.org/drawingml/2006/main">
+              <a:graphicData uri="http://schemas.openxmlformats.org/drawingml/2006/picture">
+                <pic:pic xmlns:pic="http://schemas.openxmlformats.org/drawingml/2006/picture">
+                  <pic:nvPicPr>
+                    <pic:cNvPr id="1372376890" name="Picture 1372376890"/>
+                    <pic:cNvPicPr/>
+                  </pic:nvPicPr>
+                  <pic:blipFill>
+                    <a:blip r:embed="rId21" cstate="print">
+                      <a:extLst>
+                        <a:ext uri="{28A0092B-C50C-407E-A947-70E740481C1C}">
+                          <a14:useLocalDpi xmlns:a14="http://schemas.microsoft.com/office/drawing/2010/main" val="0"/>
+                        </a:ext>
+                      </a:extLst>
+                    </a:blip>
+                    <a:stretch>
+                      <a:fillRect/>
+                    </a:stretch>
+                  </pic:blipFill>
+                  <pic:spPr>
+                    <a:xfrm>
+                      <a:off x="0" y="0"/>
+                      <a:ext cx="4722161" cy="537298"/>
+                    </a:xfrm>
+                    <a:prstGeom prst="rect">
+                      <a:avLst/>
+                    </a:prstGeom>
+                  </pic:spPr>
+                </pic:pic>
+              </a:graphicData>
+            </a:graphic>
+          </wp:inline>
+        </w:drawing>
+      </w:r>
+    </w:p>
+    <w:p>
+      <w:pPr>
+        <w:pStyle w:val="NormalWeb"/>
+        <w:rPr>
+          <w:rFonts w:asciiTheme="minorHAnsi" w:hAnsiTheme="minorHAnsi" w:cstheme="minorHAnsi"/>
+          <w:color w:val="000000" w:themeColor="text1"/>
+        </w:rPr>
+      </w:pPr>
+      <w:r>
+        <w:rPr>
+          <w:rFonts w:asciiTheme="minorHAnsi" w:hAnsiTheme="minorHAnsi" w:cstheme="minorHAnsi"/>
+          <w:noProof/>
+          <w:color w:val="000000" w:themeColor="text1"/>
+          <w14:ligatures w14:val="standardContextual"/>
+        </w:rPr>
+        <w:drawing>
+          <wp:inline distT="0" distB="0" distL="0" distR="0" wp14:anchorId="73707AD5" wp14:editId="05DB0FC4">
+            <wp:extent cx="4470400" cy="2130603"/>
+            <wp:effectExtent l="0" t="0" r="0" b="3175"/>
+            <wp:docPr id="765295696" name="Picture 18" descr="A screenshot of a computer&#10;&#10;Description automatically generated"/>
+            <wp:cNvGraphicFramePr>
+              <a:graphicFrameLocks xmlns:a="http://schemas.openxmlformats.org/drawingml/2006/main" noChangeAspect="1"/>
+            </wp:cNvGraphicFramePr>
+            <a:graphic xmlns:a="http://schemas.openxmlformats.org/drawingml/2006/main">
+              <a:graphicData uri="http://schemas.openxmlformats.org/drawingml/2006/picture">
+                <pic:pic xmlns:pic="http://schemas.openxmlformats.org/drawingml/2006/picture">
+                  <pic:nvPicPr>
+                    <pic:cNvPr id="765295696" name="Picture 18" descr="A screenshot of a computer&#10;&#10;Description automatically generated"/>
+                    <pic:cNvPicPr/>
+                  </pic:nvPicPr>
+                  <pic:blipFill>
+                    <a:blip r:embed="rId22" cstate="print">
+                      <a:extLst>
+                        <a:ext uri="{28A0092B-C50C-407E-A947-70E740481C1C}">
+                          <a14:useLocalDpi xmlns:a14="http://schemas.microsoft.com/office/drawing/2010/main" val="0"/>
+                        </a:ext>
+                      </a:extLst>
+                    </a:blip>
+                    <a:stretch>
+                      <a:fillRect/>
+                    </a:stretch>
+                  </pic:blipFill>
+                  <pic:spPr>
+                    <a:xfrm>
+                      <a:off x="0" y="0"/>
+                      <a:ext cx="4528220" cy="2158160"/>
+                    </a:xfrm>
+                    <a:prstGeom prst="rect">
+                      <a:avLst/>
+                    </a:prstGeom>
+                  </pic:spPr>
+                </pic:pic>
+              </a:graphicData>
+            </a:graphic>
+          </wp:inline>
+        </w:drawing>
+      </w:r>
+    </w:p>
+    <w:p>
+      <w:pPr>
+        <w:pStyle w:val="NormalWeb"/>
+        <w:rPr>
+          <w:rFonts w:asciiTheme="minorHAnsi" w:hAnsiTheme="minorHAnsi" w:cstheme="minorHAnsi"/>
+          <w:color w:val="000000" w:themeColor="text1"/>
+        </w:rPr>
+      </w:pPr>
+      <w:r>
+        <w:rPr>
+          <w:rFonts w:asciiTheme="minorHAnsi" w:hAnsiTheme="minorHAnsi" w:cstheme="minorHAnsi"/>
+          <w:noProof/>
+          <w:color w:val="000000" w:themeColor="text1"/>
+          <w14:ligatures w14:val="standardContextual"/>
+        </w:rPr>
+        <w:lastRenderedPageBreak/>
+        <w:drawing>
+          <wp:inline distT="0" distB="0" distL="0" distR="0" wp14:anchorId="3FC1B2D2" wp14:editId="3AD4840F">
+            <wp:extent cx="5943600" cy="1762760"/>
+            <wp:effectExtent l="0" t="0" r="0" b="2540"/>
+            <wp:docPr id="791992762" name="Picture 19" descr="A screenshot of a computer&#10;&#10;Description automatically generated"/>
+            <wp:cNvGraphicFramePr>
+              <a:graphicFrameLocks xmlns:a="http://schemas.openxmlformats.org/drawingml/2006/main" noChangeAspect="1"/>
+            </wp:cNvGraphicFramePr>
+            <a:graphic xmlns:a="http://schemas.openxmlformats.org/drawingml/2006/main">
+              <a:graphicData uri="http://schemas.openxmlformats.org/drawingml/2006/picture">
+                <pic:pic xmlns:pic="http://schemas.openxmlformats.org/drawingml/2006/picture">
+                  <pic:nvPicPr>
+                    <pic:cNvPr id="791992762" name="Picture 19" descr="A screenshot of a computer&#10;&#10;Description automatically generated"/>
+                    <pic:cNvPicPr/>
+                  </pic:nvPicPr>
+                  <pic:blipFill>
+                    <a:blip r:embed="rId23" cstate="print">
+                      <a:extLst>
+                        <a:ext uri="{28A0092B-C50C-407E-A947-70E740481C1C}">
+                          <a14:useLocalDpi xmlns:a14="http://schemas.microsoft.com/office/drawing/2010/main" val="0"/>
+                        </a:ext>
+                      </a:extLst>
+                    </a:blip>
+                    <a:stretch>
+                      <a:fillRect/>
+                    </a:stretch>
+                  </pic:blipFill>
+                  <pic:spPr>
+                    <a:xfrm>
+                      <a:off x="0" y="0"/>
+                      <a:ext cx="5943600" cy="1762760"/>
+                    </a:xfrm>
+                    <a:prstGeom prst="rect">
+                      <a:avLst/>
+                    </a:prstGeom>
+                  </pic:spPr>
+                </pic:pic>
+              </a:graphicData>
+            </a:graphic>
+          </wp:inline>
+        </w:drawing>
+      </w:r>
+      <w:r>
+        <w:rPr>
+          <w:rFonts w:asciiTheme="minorHAnsi" w:hAnsiTheme="minorHAnsi" w:cstheme="minorHAnsi"/>
+          <w:noProof/>
+          <w:color w:val="000000" w:themeColor="text1"/>
+          <w14:ligatures w14:val="standardContextual"/>
+        </w:rPr>
+        <w:drawing>
+          <wp:inline distT="0" distB="0" distL="0" distR="0" wp14:anchorId="01D62A3B" wp14:editId="0C83E428">
+            <wp:extent cx="5943600" cy="2011680"/>
+            <wp:effectExtent l="0" t="0" r="0" b="0"/>
+            <wp:docPr id="1369017411" name="Picture 20" descr="A screenshot of a computer&#10;&#10;Description automatically generated"/>
+            <wp:cNvGraphicFramePr>
+              <a:graphicFrameLocks xmlns:a="http://schemas.openxmlformats.org/drawingml/2006/main" noChangeAspect="1"/>
+            </wp:cNvGraphicFramePr>
+            <a:graphic xmlns:a="http://schemas.openxmlformats.org/drawingml/2006/main">
+              <a:graphicData uri="http://schemas.openxmlformats.org/drawingml/2006/picture">
+                <pic:pic xmlns:pic="http://schemas.openxmlformats.org/drawingml/2006/picture">
+                  <pic:nvPicPr>
+                    <pic:cNvPr id="1369017411" name="Picture 20" descr="A screenshot of a computer&#10;&#10;Description automatically generated"/>
+                    <pic:cNvPicPr/>
+                  </pic:nvPicPr>
+                  <pic:blipFill>
+                    <a:blip r:embed="rId24" cstate="print">
+                      <a:extLst>
+                        <a:ext uri="{28A0092B-C50C-407E-A947-70E740481C1C}">
+                          <a14:useLocalDpi xmlns:a14="http://schemas.microsoft.com/office/drawing/2010/main" val="0"/>
+                        </a:ext>
+                      </a:extLst>
+                    </a:blip>
+                    <a:stretch>
+                      <a:fillRect/>
+                    </a:stretch>
+                  </pic:blipFill>
+                  <pic:spPr>
+                    <a:xfrm>
+                      <a:off x="0" y="0"/>
+                      <a:ext cx="5943600" cy="2011680"/>
+                    </a:xfrm>
+                    <a:prstGeom prst="rect">
+                      <a:avLst/>
+                    </a:prstGeom>
+                  </pic:spPr>
+                </pic:pic>
+              </a:graphicData>
+            </a:graphic>
+          </wp:inline>
+        </w:drawing>
+      </w:r>
+      <w:r>
+        <w:rPr>
+          <w:rFonts w:asciiTheme="minorHAnsi" w:hAnsiTheme="minorHAnsi" w:cstheme="minorHAnsi"/>
+          <w:noProof/>
+          <w:color w:val="000000" w:themeColor="text1"/>
+          <w14:ligatures w14:val="standardContextual"/>
+        </w:rPr>
+        <w:drawing>
+          <wp:inline distT="0" distB="0" distL="0" distR="0" wp14:anchorId="597B84D9" wp14:editId="41BD0C0B">
+            <wp:extent cx="5943600" cy="4015105"/>
+            <wp:effectExtent l="0" t="0" r="0" b="0"/>
+            <wp:docPr id="1632013043" name="Picture 21" descr="A screenshot of a graph&#10;&#10;Description automatically generated"/>
+            <wp:cNvGraphicFramePr>
+              <a:graphicFrameLocks xmlns:a="http://schemas.openxmlformats.org/drawingml/2006/main" noChangeAspect="1"/>
+            </wp:cNvGraphicFramePr>
+            <a:graphic xmlns:a="http://schemas.openxmlformats.org/drawingml/2006/main">
+              <a:graphicData uri="http://schemas.openxmlformats.org/drawingml/2006/picture">
+                <pic:pic xmlns:pic="http://schemas.openxmlformats.org/drawingml/2006/picture">
+                  <pic:nvPicPr>
+                    <pic:cNvPr id="1632013043" name="Picture 21" descr="A screenshot of a graph&#10;&#10;Description automatically generated"/>
+                    <pic:cNvPicPr/>
+                  </pic:nvPicPr>
+                  <pic:blipFill>
+                    <a:blip r:embed="rId25" cstate="print">
+                      <a:extLst>
+                        <a:ext uri="{28A0092B-C50C-407E-A947-70E740481C1C}">
+                          <a14:useLocalDpi xmlns:a14="http://schemas.microsoft.com/office/drawing/2010/main" val="0"/>
+                        </a:ext>
+                      </a:extLst>
+                    </a:blip>
+                    <a:stretch>
+                      <a:fillRect/>
+                    </a:stretch>
+                  </pic:blipFill>
+                  <pic:spPr>
+                    <a:xfrm>
+                      <a:off x="0" y="0"/>
+                      <a:ext cx="5943600" cy="4015105"/>
+                    </a:xfrm>
+                    <a:prstGeom prst="rect">
+                      <a:avLst/>
+                    </a:prstGeom>
+                  </pic:spPr>
+                </pic:pic>
+              </a:graphicData>
+            </a:graphic>
+          </wp:inline>
+        </w:drawing>
+      </w:r>
+    </w:p>
+    <w:p>
+      <w:pPr>
+        <w:pStyle w:val="NormalWeb"/>
+        <w:rPr>
+          <w:rFonts w:asciiTheme="minorHAnsi" w:hAnsiTheme="minorHAnsi" w:cstheme="minorHAnsi" w:hint="eastAsia"/>
+          <w:color w:val="000000" w:themeColor="text1"/>
+        </w:rPr>
+      </w:pPr>
+    </w:p>
+    <w:p>
+      <w:pPr>
+        <w:pStyle w:val="NormalWeb"/>
+        <w:rPr>
+          <w:rFonts w:asciiTheme="minorHAnsi" w:hAnsiTheme="minorHAnsi" w:cstheme="minorHAnsi"/>
+          <w:color w:val="000000" w:themeColor="text1"/>
+        </w:rPr>
+      </w:pPr>
+      <w:r>
+        <w:rPr>
+          <w:rFonts w:asciiTheme="minorHAnsi" w:hAnsiTheme="minorHAnsi" w:cstheme="minorHAnsi"/>
+          <w:color w:val="000000" w:themeColor="text1"/>
+        </w:rPr>
+        <w:lastRenderedPageBreak/>
+        <w:t xml:space="preserve">5. </w:t>
+      </w:r>
+      <w:r>
+        <w:rPr>
+          <w:rFonts w:asciiTheme="minorHAnsi" w:hAnsiTheme="minorHAnsi" w:cstheme="minorHAnsi" w:hint="eastAsia"/>
+          <w:color w:val="000000" w:themeColor="text1"/>
+        </w:rPr>
+        <w:t>Test</w:t>
+      </w:r>
+      <w:r>
+        <w:rPr>
+          <w:rFonts w:asciiTheme="minorHAnsi" w:hAnsiTheme="minorHAnsi" w:cstheme="minorHAnsi"/>
+          <w:color w:val="000000" w:themeColor="text1"/>
+        </w:rPr>
+        <w:t xml:space="preserve"> 2</w:t>
+      </w:r>
+    </w:p>
+    <w:p>
+      <w:pPr>
+        <w:pStyle w:val="NormalWeb"/>
+        <w:rPr>
+          <w:rFonts w:asciiTheme="minorHAnsi" w:hAnsiTheme="minorHAnsi" w:cstheme="minorHAnsi"/>
+          <w:color w:val="000000" w:themeColor="text1"/>
+        </w:rPr>
+      </w:pPr>
+      <w:r>
+        <w:rPr>
+          <w:rFonts w:asciiTheme="minorHAnsi" w:hAnsiTheme="minorHAnsi" w:cstheme="minorHAnsi"/>
+          <w:color w:val="000000" w:themeColor="text1"/>
+        </w:rPr>
+        <w:t xml:space="preserve">Users: </w:t>
+      </w:r>
+      <w:r>
+        <w:rPr>
+          <w:rFonts w:asciiTheme="minorHAnsi" w:hAnsiTheme="minorHAnsi" w:cstheme="minorHAnsi"/>
+          <w:color w:val="000000" w:themeColor="text1"/>
+        </w:rPr>
+        <w:t>20</w:t>
+      </w:r>
+    </w:p>
+    <w:p>
+      <w:pPr>
+        <w:pStyle w:val="NormalWeb"/>
+        <w:rPr>
+          <w:rFonts w:asciiTheme="minorHAnsi" w:hAnsiTheme="minorHAnsi" w:cstheme="minorHAnsi"/>
+          <w:color w:val="000000" w:themeColor="text1"/>
+        </w:rPr>
+      </w:pPr>
+      <w:r>
+        <w:rPr>
+          <w:rFonts w:asciiTheme="minorHAnsi" w:hAnsiTheme="minorHAnsi" w:cstheme="minorHAnsi"/>
+          <w:color w:val="000000" w:themeColor="text1"/>
+        </w:rPr>
+        <w:t xml:space="preserve">Spawn rate: </w:t>
+      </w:r>
+      <w:r>
+        <w:rPr>
+          <w:rFonts w:asciiTheme="minorHAnsi" w:hAnsiTheme="minorHAnsi" w:cstheme="minorHAnsi"/>
+          <w:color w:val="000000" w:themeColor="text1"/>
+        </w:rPr>
+        <w:t>20</w:t>
+      </w:r>
+    </w:p>
+    <w:p>
+      <w:pPr>
+        <w:pStyle w:val="NormalWeb"/>
+        <w:rPr>
+          <w:rFonts w:asciiTheme="minorHAnsi" w:hAnsiTheme="minorHAnsi" w:cstheme="minorHAnsi"/>
+          <w:color w:val="000000" w:themeColor="text1"/>
+        </w:rPr>
+      </w:pPr>
+      <w:r>
+        <w:rPr>
+          <w:rFonts w:asciiTheme="minorHAnsi" w:hAnsiTheme="minorHAnsi" w:cstheme="minorHAnsi"/>
+          <w:color w:val="000000" w:themeColor="text1"/>
+        </w:rPr>
+        <w:t xml:space="preserve">Run time: </w:t>
+      </w:r>
+      <w:proofErr w:type="gramStart"/>
+      <w:r>
+        <w:rPr>
+          <w:rFonts w:asciiTheme="minorHAnsi" w:hAnsiTheme="minorHAnsi" w:cstheme="minorHAnsi"/>
+          <w:color w:val="000000" w:themeColor="text1"/>
+        </w:rPr>
+        <w:t>3</w:t>
+      </w:r>
+      <w:r>
+        <w:rPr>
+          <w:rFonts w:asciiTheme="minorHAnsi" w:hAnsiTheme="minorHAnsi" w:cstheme="minorHAnsi"/>
+          <w:color w:val="000000" w:themeColor="text1"/>
+        </w:rPr>
+        <w:t>m</w:t>
+      </w:r>
+      <w:proofErr w:type="gramEnd"/>
+    </w:p>
+    <w:p>
+      <w:pPr>
+        <w:pStyle w:val="NormalWeb"/>
+        <w:rPr>
+          <w:rFonts w:asciiTheme="minorHAnsi" w:hAnsiTheme="minorHAnsi" w:cstheme="minorHAnsi"/>
           <w:color w:val="000000" w:themeColor="text1"/>
         </w:rPr>
       </w:pPr>
@@ -3759,6 +4237,19 @@
       <w:szCs w:val="26"/>
     </w:rPr>
   </w:style>
+  <w:style w:type="character" w:styleId="HTMLCode">
+    <w:name w:val="HTML Code"/>
+    <w:basedOn w:val="DefaultParagraphFont"/>
+    <w:uiPriority w:val="99"/>
+    <w:semiHidden/>
+    <w:unhideWhenUsed/>
+    <w:rsid w:val="00EE1B93"/>
+    <w:rPr>
+      <w:rFonts w:ascii="Courier New" w:eastAsia="Times New Roman" w:hAnsi="Courier New" w:cs="Courier New"/>
+      <w:sz w:val="20"/>
+      <w:szCs w:val="20"/>
+    </w:rPr>
+  </w:style>
 </w:styles>
 </file>
 
